--- a/PILi_Quarts_V3.0/backend/modules/N04_Binary_Factory/output_sandbox/STUDIO_COTIZACION_SIMPLE.docx
+++ b/PILi_Quarts_V3.0/backend/modules/N04_Binary_Factory/output_sandbox/STUDIO_COTIZACION_SIMPLE.docx
@@ -13,38 +13,43 @@
       <w:r/>
       <w:r/>
       <w:r/>
-      <w:r>
-        <w:t>TESLA</w:t>
-      </w:r>
       <w:r/>
-    </w:p>
-    <w:p>
       <w:r/>
       <w:r>
-        <w:t>Electricidad y Automatización</w:t>
+        <w:t>PILI</w:t>
       </w:r>
       <w:r/>
       <w:r/>
       <w:r/>
-      <w:r>
-        <w:t>TESLA ELECTRICIDAD Y AUTOMATIZACIÓN S.A.C.</w:t>
-      </w:r>
       <w:r/>
       <w:r/>
       <w:r>
-        <w:t>RUC: 20601138787</w:t>
+        <w:t>TU EMPRESA S.A.C.</w:t>
       </w:r>
       <w:r/>
       <w:r>
-        <w:t>Jr. Las Ágatas Mz B Lote 09, Urb. San Carlos, SJL</w:t>
+        <w:t xml:space="preserve">RUC: </w:t>
+      </w:r>
+      <w:r>
+        <w:t>20123456789</w:t>
+        <w:br/>
       </w:r>
       <w:r/>
       <w:r>
-        <w:t>Teléfono: 906 315 961</w:t>
+        <w:t>Av. Tecnología 123, Lima</w:t>
+        <w:br/>
       </w:r>
-      <w:r/>
       <w:r>
-        <w:t>Email: ingenieria.teslaelectricidad@gmail.com</w:t>
+        <w:t xml:space="preserve">Email: </w:t>
+      </w:r>
+      <w:r>
+        <w:t>contacto@empresa.com</w:t>
+      </w:r>
+      <w:r>
+        <w:t xml:space="preserve"> | Tel: </w:t>
+      </w:r>
+      <w:r>
+        <w:t>000 000 000</w:t>
       </w:r>
       <w:r/>
       <w:r/>
@@ -58,161 +63,251 @@
         <w:pStyle w:val="Heading1"/>
       </w:pPr>
       <w:r>
-        <w:t>COTIZACIÓN DE SERVICIOS</w:t>
+        <w:t>COTIZACION SIMPLE</w:t>
       </w:r>
       <w:r/>
+    </w:p>
+    <w:p>
+      <w:r/>
       <w:r>
-        <w:t>N° {{NUMERO_COTIZACION}}</w:t>
+        <w:t>Servicios de Ingeniería Especializada</w:t>
+      </w:r>
+      <w:r/>
+    </w:p>
+    <w:p>
+      <w:r/>
+      <w:r>
+        <w:t>N° N04-SOL-2026-045 | Fecha: 24/02/2026</w:t>
       </w:r>
       <w:r/>
       <w:r/>
       <w:r/>
       <w:r/>
       <w:r/>
-    </w:p>
-    <w:p>
-      <w:pPr>
-        <w:pStyle w:val="Heading3"/>
-      </w:pPr>
       <w:r>
-        <w:t>Datos del Cliente</w:t>
+        <w:t>DATOS DEL CLIENTE</w:t>
+      </w:r>
+      <w:r/>
+      <w:r>
+        <w:t>Empresa:</w:t>
+      </w:r>
+      <w:r>
+        <w:t xml:space="preserve"> </w:t>
+      </w:r>
+      <w:r>
+        <w:t>INDUSTRIAL SOLUTIONS PERÚ S.A.</w:t>
+      </w:r>
+      <w:r/>
+      <w:r>
+        <w:t>RUC/ID:</w:t>
+      </w:r>
+      <w:r>
+        <w:t xml:space="preserve"> </w:t>
+      </w:r>
+      <w:r>
+        <w:t>20555666777</w:t>
+      </w:r>
+      <w:r/>
+      <w:r>
+        <w:t>Dirección:</w:t>
+      </w:r>
+      <w:r>
+        <w:t xml:space="preserve"> </w:t>
+      </w:r>
+      <w:r>
+        <w:t>Parque Industrial Lote 45, Lurín</w:t>
+      </w:r>
+      <w:r/>
+      <w:r>
+        <w:t>Solicitado:</w:t>
+      </w:r>
+      <w:r>
+        <w:t xml:space="preserve"> </w:t>
+      </w:r>
+      <w:r>
+        <w:t>gerencia@industrial.com</w:t>
+      </w:r>
+      <w:r/>
+      <w:r/>
+      <w:r/>
+      <w:r>
+        <w:t>RESUMEN EJECUTIVO</w:t>
+      </w:r>
+      <w:r/>
+      <w:r>
+        <w:t>Proyecto:</w:t>
+      </w:r>
+      <w:r>
+        <w:t xml:space="preserve"> </w:t>
+      </w:r>
+      <w:r>
+        <w:t>SISTEMA DE AUTOMATIZACIÓN Y CONTROL Q3</w:t>
+      </w:r>
+      <w:r/>
+      <w:r>
+        <w:t>Validez:</w:t>
+      </w:r>
+      <w:r>
+        <w:t xml:space="preserve"> </w:t>
+      </w:r>
+      <w:r>
+        <w:t>15 días calendario</w:t>
+      </w:r>
+      <w:r/>
+      <w:r>
+        <w:t>Moneda:</w:t>
+      </w:r>
+      <w:r>
+        <w:t xml:space="preserve"> </w:t>
+      </w:r>
+      <w:r>
+        <w:t>Soles (S/)</w:t>
+      </w:r>
+      <w:r/>
+      <w:r/>
+      <w:r/>
+      <w:r/>
+      <w:r/>
+      <w:r/>
+      <w:r/>
+      <w:r/>
+      <w:r>
+        <w:t>DATOS DEL CLIENTE</w:t>
       </w:r>
       <w:r/>
     </w:p>
     <w:p>
       <w:r/>
       <w:r>
-        <w:t>Cliente:</w:t>
+        <w:t>CLIENTE:</w:t>
       </w:r>
       <w:r>
-        <w:t xml:space="preserve"> {{CLIENTE_NOMBRE}}</w:t>
+        <w:t xml:space="preserve"> </w:t>
+      </w:r>
+      <w:r>
+        <w:t>INDUSTRIAL SOLUTIONS PERÚ S.A.</w:t>
       </w:r>
       <w:r/>
     </w:p>
     <w:p>
       <w:r/>
       <w:r>
-        <w:t>Proyecto:</w:t>
+        <w:t>RUC:</w:t>
       </w:r>
       <w:r>
-        <w:t xml:space="preserve"> {{PROYECTO_NOMBRE}}</w:t>
+        <w:t xml:space="preserve"> </w:t>
+      </w:r>
+      <w:r>
+        <w:t>20555666777</w:t>
+      </w:r>
+      <w:r/>
+      <w:r/>
+    </w:p>
+    <w:p>
+      <w:r/>
+      <w:r>
+        <w:t>DIRECCIÓN:</w:t>
+      </w:r>
+      <w:r>
+        <w:t xml:space="preserve"> </w:t>
+      </w:r>
+      <w:r>
+        <w:t>Parque Industrial Lote 45, Lurín</w:t>
+      </w:r>
+      <w:r/>
+      <w:r/>
+      <w:r/>
+      <w:r/>
+      <w:r>
+        <w:t>DETALLES DEL SERVICIO</w:t>
       </w:r>
       <w:r/>
     </w:p>
     <w:p>
       <w:r/>
       <w:r>
-        <w:t>Área:</w:t>
+        <w:t>PROYECTO:</w:t>
       </w:r>
       <w:r>
-        <w:t xml:space="preserve"> {{AREA_M2}} m²</w:t>
+        <w:t xml:space="preserve"> </w:t>
       </w:r>
-      <w:r/>
-      <w:r/>
-      <w:r/>
-    </w:p>
-    <w:p>
-      <w:pPr>
-        <w:pStyle w:val="Heading3"/>
-      </w:pPr>
       <w:r>
-        <w:t>Datos de la Cotización</w:t>
+        <w:t>SISTEMA DE AUTOMATIZACIÓN Y CONTROL Q3</w:t>
       </w:r>
       <w:r/>
     </w:p>
     <w:p>
       <w:r/>
       <w:r>
-        <w:t>Fecha:</w:t>
+        <w:t>VIGENCIA:</w:t>
       </w:r>
       <w:r>
-        <w:t xml:space="preserve"> {{FECHA_COTIZACION}}</w:t>
+        <w:t xml:space="preserve"> </w:t>
+      </w:r>
+      <w:r>
+        <w:t>15 días calendario</w:t>
       </w:r>
       <w:r/>
     </w:p>
     <w:p>
+      <w:pPr>
+        <w:jc w:val="both"/>
+      </w:pPr>
       <w:r/>
       <w:r>
-        <w:t>Vigencia:</w:t>
+        <w:t>FECHA:</w:t>
       </w:r>
       <w:r>
-        <w:t xml:space="preserve"> {{VIGENCIA}}</w:t>
-      </w:r>
-      <w:r/>
-    </w:p>
-    <w:p>
-      <w:r/>
-      <w:r>
-        <w:t>Servicio:</w:t>
+        <w:t xml:space="preserve"> </w:t>
       </w:r>
       <w:r>
-        <w:t xml:space="preserve"> {{SERVICIO_NOMBRE}}</w:t>
+        <w:t>24/02/2026</w:t>
       </w:r>
       <w:r/>
       <w:r/>
       <w:r/>
       <w:r/>
       <w:r/>
-    </w:p>
-    <w:p>
-      <w:pPr>
-        <w:pStyle w:val="Heading3"/>
-      </w:pPr>
       <w:r>
-        <w:t>Descripción del Proyecto</w:t>
-      </w:r>
-      <w:r/>
-    </w:p>
-    <w:p>
-      <w:r/>
-      <w:r>
-        <w:t>{{DESCRIPCION_PROYECTO}}</w:t>
+        <w:t>Presentamos nuestra propuesta económica para el suministro y servicios detallados a continuación, garantizando cumplimiento técnico y altos estándares de calidad.</w:t>
       </w:r>
       <w:r/>
       <w:r/>
       <w:r/>
-      <w:r/>
-    </w:p>
-    <w:p>
-      <w:pPr>
-        <w:pStyle w:val="Heading2"/>
-      </w:pPr>
       <w:r>
-        <w:t>Detalle de la Cotización</w:t>
+        <w:t>DETALLE DE LA PROPUESTA</w:t>
       </w:r>
       <w:r/>
     </w:p>
     <w:tbl>
       <w:tblPr>
-        <w:tblStyle w:val="TableGrid"/>
         <w:tblW w:type="auto" w:w="0"/>
         <w:tblLook w:firstColumn="1" w:firstRow="1" w:lastColumn="0" w:lastRow="0" w:noHBand="0" w:noVBand="1" w:val="04A0"/>
       </w:tblPr>
       <w:tblGrid>
-        <w:gridCol w:w="1440"/>
-        <w:gridCol w:w="1440"/>
-        <w:gridCol w:w="1440"/>
-        <w:gridCol w:w="1440"/>
-        <w:gridCol w:w="1440"/>
-        <w:gridCol w:w="1440"/>
+        <w:gridCol w:w="1728"/>
+        <w:gridCol w:w="1728"/>
+        <w:gridCol w:w="1728"/>
+        <w:gridCol w:w="1728"/>
+        <w:gridCol w:w="1728"/>
       </w:tblGrid>
       <w:tr>
         <w:tc>
           <w:tcPr>
-            <w:tcW w:type="dxa" w:w="1440"/>
+            <w:tcW w:type="dxa" w:w="1728"/>
           </w:tcPr>
           <w:p>
             <w:r>
               <w:rPr>
                 <w:b/>
               </w:rPr>
-              <w:t>ITEM</w:t>
+              <w:t>ÍTEM</w:t>
             </w:r>
           </w:p>
         </w:tc>
         <w:tc>
           <w:tcPr>
-            <w:tcW w:type="dxa" w:w="1440"/>
+            <w:tcW w:type="dxa" w:w="1728"/>
           </w:tcPr>
           <w:p>
             <w:r>
@@ -225,7 +320,7 @@
         </w:tc>
         <w:tc>
           <w:tcPr>
-            <w:tcW w:type="dxa" w:w="1440"/>
+            <w:tcW w:type="dxa" w:w="1728"/>
           </w:tcPr>
           <w:p>
             <w:r>
@@ -238,33 +333,20 @@
         </w:tc>
         <w:tc>
           <w:tcPr>
-            <w:tcW w:type="dxa" w:w="1440"/>
+            <w:tcW w:type="dxa" w:w="1728"/>
           </w:tcPr>
           <w:p>
             <w:r>
               <w:rPr>
                 <w:b/>
               </w:rPr>
-              <w:t>UNIDAD</w:t>
+              <w:t>UND.</w:t>
             </w:r>
           </w:p>
         </w:tc>
         <w:tc>
           <w:tcPr>
-            <w:tcW w:type="dxa" w:w="1440"/>
-          </w:tcPr>
-          <w:p>
-            <w:r>
-              <w:rPr>
-                <w:b/>
-              </w:rPr>
-              <w:t>P. UNIT.</w:t>
-            </w:r>
-          </w:p>
-        </w:tc>
-        <w:tc>
-          <w:tcPr>
-            <w:tcW w:type="dxa" w:w="1440"/>
+            <w:tcW w:type="dxa" w:w="1728"/>
           </w:tcPr>
           <w:p>
             <w:r>
@@ -279,7 +361,7 @@
       <w:tr>
         <w:tc>
           <w:tcPr>
-            <w:tcW w:type="dxa" w:w="1440"/>
+            <w:tcW w:type="dxa" w:w="1728"/>
           </w:tcPr>
           <w:p>
             <w:r>
@@ -289,27 +371,27 @@
         </w:tc>
         <w:tc>
           <w:tcPr>
-            <w:tcW w:type="dxa" w:w="1440"/>
+            <w:tcW w:type="dxa" w:w="1728"/>
           </w:tcPr>
           <w:p>
             <w:r>
-              <w:t>Tablero eléctrico monofásico 12 circuitos</w:t>
+              <w:t>Controlador PLC Siemens S7-1200</w:t>
             </w:r>
           </w:p>
         </w:tc>
         <w:tc>
           <w:tcPr>
-            <w:tcW w:type="dxa" w:w="1440"/>
+            <w:tcW w:type="dxa" w:w="1728"/>
           </w:tcPr>
           <w:p>
             <w:r>
-              <w:t>1.00</w:t>
+              <w:t>1</w:t>
             </w:r>
           </w:p>
         </w:tc>
         <w:tc>
           <w:tcPr>
-            <w:tcW w:type="dxa" w:w="1440"/>
+            <w:tcW w:type="dxa" w:w="1728"/>
           </w:tcPr>
           <w:p>
             <w:r>
@@ -319,21 +401,11 @@
         </w:tc>
         <w:tc>
           <w:tcPr>
-            <w:tcW w:type="dxa" w:w="1440"/>
+            <w:tcW w:type="dxa" w:w="1728"/>
           </w:tcPr>
           <w:p>
             <w:r>
-              <w:t>$ 450.00</w:t>
-            </w:r>
-          </w:p>
-        </w:tc>
-        <w:tc>
-          <w:tcPr>
-            <w:tcW w:type="dxa" w:w="1440"/>
-          </w:tcPr>
-          <w:p>
-            <w:r>
-              <w:t>$ 450.00</w:t>
+              <w:t>S/ 1,250.00</w:t>
             </w:r>
           </w:p>
         </w:tc>
@@ -341,7 +413,7 @@
       <w:tr>
         <w:tc>
           <w:tcPr>
-            <w:tcW w:type="dxa" w:w="1440"/>
+            <w:tcW w:type="dxa" w:w="1728"/>
           </w:tcPr>
           <w:p>
             <w:r>
@@ -351,51 +423,41 @@
         </w:tc>
         <w:tc>
           <w:tcPr>
-            <w:tcW w:type="dxa" w:w="1440"/>
+            <w:tcW w:type="dxa" w:w="1728"/>
           </w:tcPr>
           <w:p>
             <w:r>
-              <w:t>Circuitos eléctricos (cable THW + tubería PVC)</w:t>
+              <w:t>Licencia TIA Portal V17 Premium</w:t>
             </w:r>
           </w:p>
         </w:tc>
         <w:tc>
           <w:tcPr>
-            <w:tcW w:type="dxa" w:w="1440"/>
+            <w:tcW w:type="dxa" w:w="1728"/>
           </w:tcPr>
           <w:p>
             <w:r>
-              <w:t>6.00</w:t>
+              <w:t>1</w:t>
             </w:r>
           </w:p>
         </w:tc>
         <w:tc>
           <w:tcPr>
-            <w:tcW w:type="dxa" w:w="1440"/>
+            <w:tcW w:type="dxa" w:w="1728"/>
           </w:tcPr>
           <w:p>
             <w:r>
-              <w:t>cto</w:t>
+              <w:t>srv</w:t>
             </w:r>
           </w:p>
         </w:tc>
         <w:tc>
           <w:tcPr>
-            <w:tcW w:type="dxa" w:w="1440"/>
+            <w:tcW w:type="dxa" w:w="1728"/>
           </w:tcPr>
           <w:p>
             <w:r>
-              <w:t>$ 120.00</w:t>
-            </w:r>
-          </w:p>
-        </w:tc>
-        <w:tc>
-          <w:tcPr>
-            <w:tcW w:type="dxa" w:w="1440"/>
-          </w:tcPr>
-          <w:p>
-            <w:r>
-              <w:t>$ 720.00</w:t>
+              <w:t>S/ 800.00</w:t>
             </w:r>
           </w:p>
         </w:tc>
@@ -403,7 +465,7 @@
       <w:tr>
         <w:tc>
           <w:tcPr>
-            <w:tcW w:type="dxa" w:w="1440"/>
+            <w:tcW w:type="dxa" w:w="1728"/>
           </w:tcPr>
           <w:p>
             <w:r>
@@ -413,175 +475,41 @@
         </w:tc>
         <w:tc>
           <w:tcPr>
-            <w:tcW w:type="dxa" w:w="1440"/>
+            <w:tcW w:type="dxa" w:w="1728"/>
           </w:tcPr>
           <w:p>
             <w:r>
-              <w:t>Puntos de iluminación LED</w:t>
+              <w:t>Instalación y Configuración en Planta</w:t>
             </w:r>
           </w:p>
         </w:tc>
         <w:tc>
           <w:tcPr>
-            <w:tcW w:type="dxa" w:w="1440"/>
+            <w:tcW w:type="dxa" w:w="1728"/>
           </w:tcPr>
           <w:p>
             <w:r>
-              <w:t>10.00</w:t>
+              <w:t>1</w:t>
             </w:r>
           </w:p>
         </w:tc>
         <w:tc>
           <w:tcPr>
-            <w:tcW w:type="dxa" w:w="1440"/>
+            <w:tcW w:type="dxa" w:w="1728"/>
           </w:tcPr>
           <w:p>
             <w:r>
-              <w:t>pto</w:t>
+              <w:t>glob</w:t>
             </w:r>
           </w:p>
         </w:tc>
         <w:tc>
           <w:tcPr>
-            <w:tcW w:type="dxa" w:w="1440"/>
+            <w:tcW w:type="dxa" w:w="1728"/>
           </w:tcPr>
           <w:p>
             <w:r>
-              <w:t>$ 45.00</w:t>
-            </w:r>
-          </w:p>
-        </w:tc>
-        <w:tc>
-          <w:tcPr>
-            <w:tcW w:type="dxa" w:w="1440"/>
-          </w:tcPr>
-          <w:p>
-            <w:r>
-              <w:t>$ 450.00</w:t>
-            </w:r>
-          </w:p>
-        </w:tc>
-      </w:tr>
-      <w:tr>
-        <w:tc>
-          <w:tcPr>
-            <w:tcW w:type="dxa" w:w="1440"/>
-          </w:tcPr>
-          <w:p>
-            <w:r>
-              <w:t>04</w:t>
-            </w:r>
-          </w:p>
-        </w:tc>
-        <w:tc>
-          <w:tcPr>
-            <w:tcW w:type="dxa" w:w="1440"/>
-          </w:tcPr>
-          <w:p>
-            <w:r>
-              <w:t>Tomacorrientes dobles con toma tierra</w:t>
-            </w:r>
-          </w:p>
-        </w:tc>
-        <w:tc>
-          <w:tcPr>
-            <w:tcW w:type="dxa" w:w="1440"/>
-          </w:tcPr>
-          <w:p>
-            <w:r>
-              <w:t>7.00</w:t>
-            </w:r>
-          </w:p>
-        </w:tc>
-        <w:tc>
-          <w:tcPr>
-            <w:tcW w:type="dxa" w:w="1440"/>
-          </w:tcPr>
-          <w:p>
-            <w:r>
-              <w:t>pto</w:t>
-            </w:r>
-          </w:p>
-        </w:tc>
-        <w:tc>
-          <w:tcPr>
-            <w:tcW w:type="dxa" w:w="1440"/>
-          </w:tcPr>
-          <w:p>
-            <w:r>
-              <w:t>$ 35.00</w:t>
-            </w:r>
-          </w:p>
-        </w:tc>
-        <w:tc>
-          <w:tcPr>
-            <w:tcW w:type="dxa" w:w="1440"/>
-          </w:tcPr>
-          <w:p>
-            <w:r>
-              <w:t>$ 245.00</w:t>
-            </w:r>
-          </w:p>
-        </w:tc>
-      </w:tr>
-      <w:tr>
-        <w:tc>
-          <w:tcPr>
-            <w:tcW w:type="dxa" w:w="1440"/>
-          </w:tcPr>
-          <w:p>
-            <w:r>
-              <w:t>05</w:t>
-            </w:r>
-          </w:p>
-        </w:tc>
-        <w:tc>
-          <w:tcPr>
-            <w:tcW w:type="dxa" w:w="1440"/>
-          </w:tcPr>
-          <w:p>
-            <w:r>
-              <w:t>Sistema de puesta a tierra</w:t>
-            </w:r>
-          </w:p>
-        </w:tc>
-        <w:tc>
-          <w:tcPr>
-            <w:tcW w:type="dxa" w:w="1440"/>
-          </w:tcPr>
-          <w:p>
-            <w:r>
-              <w:t>1.00</w:t>
-            </w:r>
-          </w:p>
-        </w:tc>
-        <w:tc>
-          <w:tcPr>
-            <w:tcW w:type="dxa" w:w="1440"/>
-          </w:tcPr>
-          <w:p>
-            <w:r>
-              <w:t>glb</w:t>
-            </w:r>
-          </w:p>
-        </w:tc>
-        <w:tc>
-          <w:tcPr>
-            <w:tcW w:type="dxa" w:w="1440"/>
-          </w:tcPr>
-          <w:p>
-            <w:r>
-              <w:t>$ 850.00</w:t>
-            </w:r>
-          </w:p>
-        </w:tc>
-        <w:tc>
-          <w:tcPr>
-            <w:tcW w:type="dxa" w:w="1440"/>
-          </w:tcPr>
-          <w:p>
-            <w:r>
-              <w:t>$ 850.00</w:t>
+              <w:t>S/ 2,500.00</w:t>
             </w:r>
           </w:p>
         </w:tc>
@@ -593,13 +521,12 @@
       <w:r/>
       <w:r/>
       <w:r/>
-      <w:r/>
       <w:r>
         <w:t>SUBTOTAL:</w:t>
       </w:r>
       <w:r/>
       <w:r>
-        <w:t>$ {{SUBTOTAL}}</w:t>
+        <w:t>S/ 4,550.00</w:t>
       </w:r>
       <w:r/>
       <w:r/>
@@ -609,17 +536,18 @@
       </w:r>
       <w:r/>
       <w:r>
-        <w:t>$ {{IGV}}</w:t>
+        <w:t>S/ 819.00</w:t>
       </w:r>
       <w:r/>
       <w:r/>
       <w:r/>
+      <w:r/>
       <w:r>
-        <w:t>TOTAL:</w:t>
+        <w:t>TOTAL SOLES:</w:t>
       </w:r>
       <w:r/>
       <w:r>
-        <w:t>$ {{TOTAL}}</w:t>
+        <w:t>S/ 5,369.00</w:t>
       </w:r>
       <w:r/>
       <w:r/>
@@ -627,14 +555,10 @@
       <w:r/>
       <w:r/>
       <w:r/>
-    </w:p>
-    <w:p>
-      <w:pPr>
-        <w:pStyle w:val="Heading3"/>
-      </w:pPr>
       <w:r>
-        <w:t>Observaciones Técnicas</w:t>
+        <w:t>CONDICIONES COMERCIALES</w:t>
       </w:r>
+      <w:r/>
       <w:r/>
       <w:r/>
     </w:p>
@@ -646,7 +570,7 @@
       </w:pPr>
       <w:r/>
       <w:r>
-        <w:t>Trabajos ejecutados según {{NORMATIVA_APLICABLE}}</w:t>
+        <w:t>Precios expresados en SOLES.</w:t>
       </w:r>
       <w:r/>
     </w:p>
@@ -658,7 +582,7 @@
       </w:pPr>
       <w:r/>
       <w:r>
-        <w:t>Materiales de primera calidad con certificación</w:t>
+        <w:t>Forma de pago: Contado contra entrega.</w:t>
       </w:r>
       <w:r/>
     </w:p>
@@ -670,77 +594,34 @@
       </w:pPr>
       <w:r/>
       <w:r>
-        <w:t>Mano de obra especializada</w:t>
-      </w:r>
-      <w:r/>
-    </w:p>
-    <w:p>
-      <w:pPr>
-        <w:pStyle w:val="ListBullet"/>
-        <w:spacing w:line="240" w:lineRule="auto"/>
-        <w:ind w:left="720"/>
-      </w:pPr>
-      <w:r/>
-      <w:r>
-        <w:t>Garantía de 12 meses en mano de obra</w:t>
-      </w:r>
-      <w:r/>
-    </w:p>
-    <w:p>
-      <w:pPr>
-        <w:pStyle w:val="ListBullet"/>
-        <w:spacing w:line="240" w:lineRule="auto"/>
-        <w:ind w:left="720"/>
-      </w:pPr>
-      <w:r/>
-      <w:r>
-        <w:t>Precios en dólares americanos (USD)</w:t>
-      </w:r>
-      <w:r/>
-    </w:p>
-    <w:p>
-      <w:pPr>
-        <w:pStyle w:val="ListBullet"/>
-        <w:spacing w:line="240" w:lineRule="auto"/>
-        <w:ind w:left="720"/>
-      </w:pPr>
-      <w:r/>
-      <w:r>
-        <w:t>Forma de pago: 50% adelanto, 50% contra entrega</w:t>
-      </w:r>
-      <w:r/>
-    </w:p>
-    <w:p>
-      <w:pPr>
-        <w:pStyle w:val="ListBullet"/>
-        <w:spacing w:line="240" w:lineRule="auto"/>
-        <w:ind w:left="720"/>
-      </w:pPr>
-      <w:r/>
-      <w:r>
-        <w:t>Cotización válida por {{VIGENCIA}}</w:t>
+        <w:t>Garantía: 12 meses contra defectos de fabricación.</w:t>
       </w:r>
       <w:r/>
       <w:r/>
       <w:r/>
       <w:r/>
       <w:r/>
+      <w:r/>
+      <w:r/>
+      <w:r/>
       <w:r>
-        <w:t>TESLA ELECTRICIDAD Y AUTOMATIZACIÓN S.A.C.</w:t>
+        <w:rPr>
+          <w:b/>
+        </w:rPr>
+        <w:t>TU EMPRESA S.A.C.</w:t>
+        <w:br/>
+      </w:r>
+      <w:r>
+        <w:t>Generado automáticamente - Sistema PILi Quarts</w:t>
       </w:r>
       <w:r/>
       <w:r>
-        <w:t>RUC: 20601138787 | Teléfono: 906 315 961</w:t>
+        <w:t>Aceptado por: _________________________</w:t>
+        <w:br/>
       </w:r>
-      <w:r/>
       <w:r>
-        <w:t>Email: ingenieria.teslaelectricidad@gmail.com</w:t>
+        <w:t>Fecha de Aceptación: ____/____/2026</w:t>
       </w:r>
-      <w:r/>
-      <w:r>
-        <w:t>Jr. Las Ágatas Mz B Lote 09, Urb. San Carlos, SJL</w:t>
-      </w:r>
-      <w:r/>
       <w:r/>
       <w:r/>
       <w:r/>
@@ -1119,11 +1000,6 @@
     <w:name w:val="Normal"/>
     <w:qFormat/>
     <w:rsid w:val="00FC693F"/>
-    <w:rPr>
-      <w:rFonts w:ascii="Calibri" w:hAnsi="Calibri"/>
-      <w:color w:val="0052A3"/>
-      <w:sz w:val="22"/>
-    </w:rPr>
   </w:style>
   <w:style w:type="paragraph" w:styleId="Header">
     <w:name w:val="header"/>
